--- a/golden/uart/docs/word/23-UART 收发器软件配置管理报告.docx
+++ b/golden/uart/docs/word/23-UART 收发器软件配置管理报告.docx
@@ -45,7 +45,7 @@
             <w:r/>
             <w:r>
               <w:rPr>
-                <w:rFonts w:ascii="FangSong_GB2312" w:hAnsi="FangSong_GB2312" w:eastAsia="FangSong_GB2312" w:cs="FangSong_GB2312"/>
+                <w:rFonts w:ascii="Songti SC" w:hAnsi="Songti SC" w:eastAsia="Songti SC" w:cs="Songti SC"/>
                 <w:b/>
                 <w:sz w:val="18"/>
               </w:rPr>
@@ -72,7 +72,7 @@
             <w:r/>
             <w:r>
               <w:rPr>
-                <w:rFonts w:ascii="FangSong_GB2312" w:hAnsi="FangSong_GB2312" w:eastAsia="FangSong_GB2312" w:cs="FangSong_GB2312"/>
+                <w:rFonts w:ascii="Songti SC" w:hAnsi="Songti SC" w:eastAsia="Songti SC" w:cs="Songti SC"/>
                 <w:b/>
                 <w:sz w:val="18"/>
               </w:rPr>
@@ -100,7 +100,7 @@
             <w:r/>
             <w:r>
               <w:rPr>
-                <w:rFonts w:ascii="FangSong_GB2312" w:hAnsi="FangSong_GB2312" w:eastAsia="FangSong_GB2312" w:cs="FangSong_GB2312"/>
+                <w:rFonts w:ascii="Songti SC" w:hAnsi="Songti SC" w:eastAsia="Songti SC" w:cs="Songti SC"/>
                 <w:b w:val="0"/>
                 <w:sz w:val="18"/>
               </w:rPr>
@@ -126,11 +126,11 @@
             <w:r/>
             <w:r>
               <w:rPr>
-                <w:rFonts w:ascii="FangSong_GB2312" w:hAnsi="FangSong_GB2312" w:eastAsia="FangSong_GB2312" w:cs="FangSong_GB2312"/>
+                <w:rFonts w:ascii="Songti SC" w:hAnsi="Songti SC" w:eastAsia="Songti SC" w:cs="Songti SC"/>
                 <w:b w:val="0"/>
                 <w:sz w:val="18"/>
               </w:rPr>
-              <w:t>UART-DOC-023 / v2.3 candidate</w:t>
+              <w:t>UART-DOC-023 / v2.5 candidate</w:t>
             </w:r>
           </w:p>
         </w:tc>
@@ -154,7 +154,7 @@
             <w:r/>
             <w:r>
               <w:rPr>
-                <w:rFonts w:ascii="FangSong_GB2312" w:hAnsi="FangSong_GB2312" w:eastAsia="FangSong_GB2312" w:cs="FangSong_GB2312"/>
+                <w:rFonts w:ascii="Songti SC" w:hAnsi="Songti SC" w:eastAsia="Songti SC" w:cs="Songti SC"/>
                 <w:b w:val="0"/>
                 <w:sz w:val="18"/>
               </w:rPr>
@@ -180,7 +180,7 @@
             <w:r/>
             <w:r>
               <w:rPr>
-                <w:rFonts w:ascii="FangSong_GB2312" w:hAnsi="FangSong_GB2312" w:eastAsia="FangSong_GB2312" w:cs="FangSong_GB2312"/>
+                <w:rFonts w:ascii="Songti SC" w:hAnsi="Songti SC" w:eastAsia="Songti SC" w:cs="Songti SC"/>
                 <w:b w:val="0"/>
                 <w:sz w:val="18"/>
               </w:rPr>
@@ -208,7 +208,7 @@
             <w:r/>
             <w:r>
               <w:rPr>
-                <w:rFonts w:ascii="FangSong_GB2312" w:hAnsi="FangSong_GB2312" w:eastAsia="FangSong_GB2312" w:cs="FangSong_GB2312"/>
+                <w:rFonts w:ascii="Songti SC" w:hAnsi="Songti SC" w:eastAsia="Songti SC" w:cs="Songti SC"/>
                 <w:b w:val="0"/>
                 <w:sz w:val="18"/>
               </w:rPr>
@@ -234,11 +234,11 @@
             <w:r/>
             <w:r>
               <w:rPr>
-                <w:rFonts w:ascii="FangSong_GB2312" w:hAnsi="FangSong_GB2312" w:eastAsia="FangSong_GB2312" w:cs="FangSong_GB2312"/>
+                <w:rFonts w:ascii="Songti SC" w:hAnsi="Songti SC" w:eastAsia="Songti SC" w:cs="Songti SC"/>
                 <w:b w:val="0"/>
                 <w:sz w:val="18"/>
               </w:rPr>
-              <w:t>2026-08-27</w:t>
+              <w:t>2026-08-28</w:t>
             </w:r>
           </w:p>
         </w:tc>
@@ -262,7 +262,7 @@
             <w:r/>
             <w:r>
               <w:rPr>
-                <w:rFonts w:ascii="FangSong_GB2312" w:hAnsi="FangSong_GB2312" w:eastAsia="FangSong_GB2312" w:cs="FangSong_GB2312"/>
+                <w:rFonts w:ascii="Songti SC" w:hAnsi="Songti SC" w:eastAsia="Songti SC" w:cs="Songti SC"/>
                 <w:b w:val="0"/>
                 <w:sz w:val="18"/>
               </w:rPr>
@@ -288,7 +288,7 @@
             <w:r/>
             <w:r>
               <w:rPr>
-                <w:rFonts w:ascii="FangSong_GB2312" w:hAnsi="FangSong_GB2312" w:eastAsia="FangSong_GB2312" w:cs="FangSong_GB2312"/>
+                <w:rFonts w:ascii="Songti SC" w:hAnsi="Songti SC" w:eastAsia="Songti SC" w:cs="Songti SC"/>
                 <w:b w:val="0"/>
                 <w:sz w:val="18"/>
               </w:rPr>
@@ -316,7 +316,7 @@
             <w:r/>
             <w:r>
               <w:rPr>
-                <w:rFonts w:ascii="FangSong_GB2312" w:hAnsi="FangSong_GB2312" w:eastAsia="FangSong_GB2312" w:cs="FangSong_GB2312"/>
+                <w:rFonts w:ascii="Songti SC" w:hAnsi="Songti SC" w:eastAsia="Songti SC" w:cs="Songti SC"/>
                 <w:b w:val="0"/>
                 <w:sz w:val="18"/>
               </w:rPr>
@@ -342,7 +342,7 @@
             <w:r/>
             <w:r>
               <w:rPr>
-                <w:rFonts w:ascii="FangSong_GB2312" w:hAnsi="FangSong_GB2312" w:eastAsia="FangSong_GB2312" w:cs="FangSong_GB2312"/>
+                <w:rFonts w:ascii="Songti SC" w:hAnsi="Songti SC" w:eastAsia="Songti SC" w:cs="Songti SC"/>
                 <w:b w:val="0"/>
                 <w:sz w:val="18"/>
               </w:rPr>
@@ -370,7 +370,7 @@
             <w:r/>
             <w:r>
               <w:rPr>
-                <w:rFonts w:ascii="FangSong_GB2312" w:hAnsi="FangSong_GB2312" w:eastAsia="FangSong_GB2312" w:cs="FangSong_GB2312"/>
+                <w:rFonts w:ascii="Songti SC" w:hAnsi="Songti SC" w:eastAsia="Songti SC" w:cs="Songti SC"/>
                 <w:b w:val="0"/>
                 <w:sz w:val="18"/>
               </w:rPr>
@@ -396,7 +396,7 @@
             <w:r/>
             <w:r>
               <w:rPr>
-                <w:rFonts w:ascii="FangSong_GB2312" w:hAnsi="FangSong_GB2312" w:eastAsia="FangSong_GB2312" w:cs="FangSong_GB2312"/>
+                <w:rFonts w:ascii="Songti SC" w:hAnsi="Songti SC" w:eastAsia="Songti SC" w:cs="Songti SC"/>
                 <w:b w:val="0"/>
                 <w:sz w:val="18"/>
               </w:rPr>
@@ -424,7 +424,7 @@
             <w:r/>
             <w:r>
               <w:rPr>
-                <w:rFonts w:ascii="FangSong_GB2312" w:hAnsi="FangSong_GB2312" w:eastAsia="FangSong_GB2312" w:cs="FangSong_GB2312"/>
+                <w:rFonts w:ascii="Songti SC" w:hAnsi="Songti SC" w:eastAsia="Songti SC" w:cs="Songti SC"/>
                 <w:b w:val="0"/>
                 <w:sz w:val="18"/>
               </w:rPr>
@@ -450,7 +450,7 @@
             <w:r/>
             <w:r>
               <w:rPr>
-                <w:rFonts w:ascii="FangSong_GB2312" w:hAnsi="FangSong_GB2312" w:eastAsia="FangSong_GB2312" w:cs="FangSong_GB2312"/>
+                <w:rFonts w:ascii="Songti SC" w:hAnsi="Songti SC" w:eastAsia="Songti SC" w:cs="Songti SC"/>
                 <w:b w:val="0"/>
                 <w:sz w:val="18"/>
               </w:rPr>
@@ -478,7 +478,7 @@
             <w:r/>
             <w:r>
               <w:rPr>
-                <w:rFonts w:ascii="FangSong_GB2312" w:hAnsi="FangSong_GB2312" w:eastAsia="FangSong_GB2312" w:cs="FangSong_GB2312"/>
+                <w:rFonts w:ascii="Songti SC" w:hAnsi="Songti SC" w:eastAsia="Songti SC" w:cs="Songti SC"/>
                 <w:b w:val="0"/>
                 <w:sz w:val="18"/>
               </w:rPr>
@@ -504,7 +504,7 @@
             <w:r/>
             <w:r>
               <w:rPr>
-                <w:rFonts w:ascii="FangSong_GB2312" w:hAnsi="FangSong_GB2312" w:eastAsia="FangSong_GB2312" w:cs="FangSong_GB2312"/>
+                <w:rFonts w:ascii="Songti SC" w:hAnsi="Songti SC" w:eastAsia="Songti SC" w:cs="Songti SC"/>
                 <w:b w:val="0"/>
                 <w:sz w:val="18"/>
               </w:rPr>
@@ -569,7 +569,7 @@
             <w:r/>
             <w:r>
               <w:rPr>
-                <w:rFonts w:ascii="FangSong_GB2312" w:hAnsi="FangSong_GB2312" w:eastAsia="FangSong_GB2312" w:cs="FangSong_GB2312"/>
+                <w:rFonts w:ascii="Songti SC" w:hAnsi="Songti SC" w:eastAsia="Songti SC" w:cs="Songti SC"/>
                 <w:b/>
                 <w:sz w:val="18"/>
               </w:rPr>
@@ -596,7 +596,7 @@
             <w:r/>
             <w:r>
               <w:rPr>
-                <w:rFonts w:ascii="FangSong_GB2312" w:hAnsi="FangSong_GB2312" w:eastAsia="FangSong_GB2312" w:cs="FangSong_GB2312"/>
+                <w:rFonts w:ascii="Songti SC" w:hAnsi="Songti SC" w:eastAsia="Songti SC" w:cs="Songti SC"/>
                 <w:b/>
                 <w:sz w:val="18"/>
               </w:rPr>
@@ -623,7 +623,7 @@
             <w:r/>
             <w:r>
               <w:rPr>
-                <w:rFonts w:ascii="FangSong_GB2312" w:hAnsi="FangSong_GB2312" w:eastAsia="FangSong_GB2312" w:cs="FangSong_GB2312"/>
+                <w:rFonts w:ascii="Songti SC" w:hAnsi="Songti SC" w:eastAsia="Songti SC" w:cs="Songti SC"/>
                 <w:b/>
                 <w:sz w:val="18"/>
               </w:rPr>
@@ -650,7 +650,7 @@
             <w:r/>
             <w:r>
               <w:rPr>
-                <w:rFonts w:ascii="FangSong_GB2312" w:hAnsi="FangSong_GB2312" w:eastAsia="FangSong_GB2312" w:cs="FangSong_GB2312"/>
+                <w:rFonts w:ascii="Songti SC" w:hAnsi="Songti SC" w:eastAsia="Songti SC" w:cs="Songti SC"/>
                 <w:b/>
                 <w:sz w:val="18"/>
               </w:rPr>
@@ -678,11 +678,11 @@
             <w:r/>
             <w:r>
               <w:rPr>
-                <w:rFonts w:ascii="FangSong_GB2312" w:hAnsi="FangSong_GB2312" w:eastAsia="FangSong_GB2312" w:cs="FangSong_GB2312"/>
+                <w:rFonts w:ascii="Songti SC" w:hAnsi="Songti SC" w:eastAsia="Songti SC" w:cs="Songti SC"/>
                 <w:b w:val="0"/>
                 <w:sz w:val="18"/>
               </w:rPr>
-              <w:t>v2.3 candidate</w:t>
+              <w:t>v2.5 candidate</w:t>
             </w:r>
           </w:p>
         </w:tc>
@@ -704,11 +704,11 @@
             <w:r/>
             <w:r>
               <w:rPr>
-                <w:rFonts w:ascii="FangSong_GB2312" w:hAnsi="FangSong_GB2312" w:eastAsia="FangSong_GB2312" w:cs="FangSong_GB2312"/>
+                <w:rFonts w:ascii="Songti SC" w:hAnsi="Songti SC" w:eastAsia="Songti SC" w:cs="Songti SC"/>
                 <w:b w:val="0"/>
                 <w:sz w:val="18"/>
               </w:rPr>
-              <w:t>2026-08-27</w:t>
+              <w:t>2026-08-28</w:t>
             </w:r>
           </w:p>
         </w:tc>
@@ -730,7 +730,7 @@
             <w:r/>
             <w:r>
               <w:rPr>
-                <w:rFonts w:ascii="FangSong_GB2312" w:hAnsi="FangSong_GB2312" w:eastAsia="FangSong_GB2312" w:cs="FangSong_GB2312"/>
+                <w:rFonts w:ascii="Songti SC" w:hAnsi="Songti SC" w:eastAsia="Songti SC" w:cs="Songti SC"/>
                 <w:b w:val="0"/>
                 <w:sz w:val="18"/>
               </w:rPr>
@@ -756,7 +756,7 @@
             <w:r/>
             <w:r>
               <w:rPr>
-                <w:rFonts w:ascii="FangSong_GB2312" w:hAnsi="FangSong_GB2312" w:eastAsia="FangSong_GB2312" w:cs="FangSong_GB2312"/>
+                <w:rFonts w:ascii="Songti SC" w:hAnsi="Songti SC" w:eastAsia="Songti SC" w:cs="Songti SC"/>
                 <w:b w:val="0"/>
                 <w:sz w:val="18"/>
               </w:rPr>
@@ -794,7 +794,7 @@
       </w:pPr>
       <w:r>
         <w:rPr>
-          <w:rFonts w:ascii="FangSong_GB2312" w:hAnsi="FangSong_GB2312" w:eastAsia="FangSong_GB2312" w:cs="FangSong_GB2312"/>
+          <w:rFonts w:ascii="Songti SC" w:hAnsi="Songti SC" w:eastAsia="Songti SC" w:cs="Songti SC"/>
           <w:b w:val="0"/>
           <w:sz w:val="22"/>
         </w:rPr>
@@ -811,7 +811,7 @@
       </w:pPr>
       <w:r>
         <w:rPr>
-          <w:rFonts w:ascii="FangSong_GB2312" w:hAnsi="FangSong_GB2312" w:eastAsia="FangSong_GB2312" w:cs="FangSong_GB2312"/>
+          <w:rFonts w:ascii="Songti SC" w:hAnsi="Songti SC" w:eastAsia="Songti SC" w:cs="Songti SC"/>
           <w:b w:val="0"/>
           <w:sz w:val="22"/>
         </w:rPr>
@@ -828,7 +828,7 @@
       </w:pPr>
       <w:r>
         <w:rPr>
-          <w:rFonts w:ascii="FangSong_GB2312" w:hAnsi="FangSong_GB2312" w:eastAsia="FangSong_GB2312" w:cs="FangSong_GB2312"/>
+          <w:rFonts w:ascii="Songti SC" w:hAnsi="Songti SC" w:eastAsia="Songti SC" w:cs="Songti SC"/>
           <w:b w:val="0"/>
           <w:sz w:val="22"/>
         </w:rPr>
@@ -845,7 +845,7 @@
       </w:pPr>
       <w:r>
         <w:rPr>
-          <w:rFonts w:ascii="FangSong_GB2312" w:hAnsi="FangSong_GB2312" w:eastAsia="FangSong_GB2312" w:cs="FangSong_GB2312"/>
+          <w:rFonts w:ascii="Songti SC" w:hAnsi="Songti SC" w:eastAsia="Songti SC" w:cs="Songti SC"/>
           <w:b w:val="0"/>
           <w:sz w:val="22"/>
         </w:rPr>
@@ -862,7 +862,7 @@
       </w:pPr>
       <w:r>
         <w:rPr>
-          <w:rFonts w:ascii="FangSong_GB2312" w:hAnsi="FangSong_GB2312" w:eastAsia="FangSong_GB2312" w:cs="FangSong_GB2312"/>
+          <w:rFonts w:ascii="Songti SC" w:hAnsi="Songti SC" w:eastAsia="Songti SC" w:cs="Songti SC"/>
           <w:b w:val="0"/>
           <w:sz w:val="22"/>
         </w:rPr>
@@ -879,7 +879,7 @@
       </w:pPr>
       <w:r>
         <w:rPr>
-          <w:rFonts w:ascii="FangSong_GB2312" w:hAnsi="FangSong_GB2312" w:eastAsia="FangSong_GB2312" w:cs="FangSong_GB2312"/>
+          <w:rFonts w:ascii="Songti SC" w:hAnsi="Songti SC" w:eastAsia="Songti SC" w:cs="Songti SC"/>
           <w:b w:val="0"/>
           <w:sz w:val="22"/>
         </w:rPr>
@@ -896,7 +896,7 @@
       </w:pPr>
       <w:r>
         <w:rPr>
-          <w:rFonts w:ascii="FangSong_GB2312" w:hAnsi="FangSong_GB2312" w:eastAsia="FangSong_GB2312" w:cs="FangSong_GB2312"/>
+          <w:rFonts w:ascii="Songti SC" w:hAnsi="Songti SC" w:eastAsia="Songti SC" w:cs="Songti SC"/>
           <w:b w:val="0"/>
           <w:sz w:val="22"/>
         </w:rPr>
@@ -913,7 +913,7 @@
       </w:pPr>
       <w:r>
         <w:rPr>
-          <w:rFonts w:ascii="FangSong_GB2312" w:hAnsi="FangSong_GB2312" w:eastAsia="FangSong_GB2312" w:cs="FangSong_GB2312"/>
+          <w:rFonts w:ascii="Songti SC" w:hAnsi="Songti SC" w:eastAsia="Songti SC" w:cs="Songti SC"/>
           <w:b w:val="0"/>
           <w:sz w:val="22"/>
         </w:rPr>
@@ -930,7 +930,7 @@
       </w:pPr>
       <w:r>
         <w:rPr>
-          <w:rFonts w:ascii="FangSong_GB2312" w:hAnsi="FangSong_GB2312" w:eastAsia="FangSong_GB2312" w:cs="FangSong_GB2312"/>
+          <w:rFonts w:ascii="Songti SC" w:hAnsi="Songti SC" w:eastAsia="Songti SC" w:cs="Songti SC"/>
           <w:b w:val="0"/>
           <w:sz w:val="22"/>
         </w:rPr>
@@ -947,7 +947,7 @@
       </w:pPr>
       <w:r>
         <w:rPr>
-          <w:rFonts w:ascii="FangSong_GB2312" w:hAnsi="FangSong_GB2312" w:eastAsia="FangSong_GB2312" w:cs="FangSong_GB2312"/>
+          <w:rFonts w:ascii="Songti SC" w:hAnsi="Songti SC" w:eastAsia="Songti SC" w:cs="Songti SC"/>
           <w:b w:val="0"/>
           <w:sz w:val="22"/>
         </w:rPr>
@@ -964,7 +964,7 @@
       </w:pPr>
       <w:r>
         <w:rPr>
-          <w:rFonts w:ascii="FangSong_GB2312" w:hAnsi="FangSong_GB2312" w:eastAsia="FangSong_GB2312" w:cs="FangSong_GB2312"/>
+          <w:rFonts w:ascii="Songti SC" w:hAnsi="Songti SC" w:eastAsia="Songti SC" w:cs="Songti SC"/>
           <w:b w:val="0"/>
           <w:sz w:val="22"/>
         </w:rPr>
@@ -981,7 +981,7 @@
       </w:pPr>
       <w:r>
         <w:rPr>
-          <w:rFonts w:ascii="FangSong_GB2312" w:hAnsi="FangSong_GB2312" w:eastAsia="FangSong_GB2312" w:cs="FangSong_GB2312"/>
+          <w:rFonts w:ascii="Songti SC" w:hAnsi="Songti SC" w:eastAsia="Songti SC" w:cs="Songti SC"/>
           <w:b w:val="0"/>
           <w:sz w:val="22"/>
         </w:rPr>
@@ -998,7 +998,7 @@
       </w:pPr>
       <w:r>
         <w:rPr>
-          <w:rFonts w:ascii="FangSong_GB2312" w:hAnsi="FangSong_GB2312" w:eastAsia="FangSong_GB2312" w:cs="FangSong_GB2312"/>
+          <w:rFonts w:ascii="Songti SC" w:hAnsi="Songti SC" w:eastAsia="Songti SC" w:cs="Songti SC"/>
           <w:b w:val="0"/>
           <w:sz w:val="22"/>
         </w:rPr>
@@ -1015,7 +1015,7 @@
       </w:pPr>
       <w:r>
         <w:rPr>
-          <w:rFonts w:ascii="FangSong_GB2312" w:hAnsi="FangSong_GB2312" w:eastAsia="FangSong_GB2312" w:cs="FangSong_GB2312"/>
+          <w:rFonts w:ascii="Songti SC" w:hAnsi="Songti SC" w:eastAsia="Songti SC" w:cs="Songti SC"/>
           <w:b w:val="0"/>
           <w:sz w:val="22"/>
         </w:rPr>
@@ -1041,7 +1041,7 @@
       </w:pPr>
       <w:r>
         <w:rPr>
-          <w:rFonts w:ascii="FangSong_GB2312" w:hAnsi="FangSong_GB2312" w:eastAsia="FangSong_GB2312" w:cs="FangSong_GB2312"/>
+          <w:rFonts w:ascii="Songti SC" w:hAnsi="Songti SC" w:eastAsia="Songti SC" w:cs="Songti SC"/>
           <w:b w:val="0"/>
           <w:sz w:val="22"/>
         </w:rPr>
@@ -1092,7 +1092,7 @@
             <w:r/>
             <w:r>
               <w:rPr>
-                <w:rFonts w:ascii="FangSong_GB2312" w:hAnsi="FangSong_GB2312" w:eastAsia="FangSong_GB2312" w:cs="FangSong_GB2312"/>
+                <w:rFonts w:ascii="Songti SC" w:hAnsi="Songti SC" w:eastAsia="Songti SC" w:cs="Songti SC"/>
                 <w:b/>
                 <w:sz w:val="18"/>
               </w:rPr>
@@ -1119,7 +1119,7 @@
             <w:r/>
             <w:r>
               <w:rPr>
-                <w:rFonts w:ascii="FangSong_GB2312" w:hAnsi="FangSong_GB2312" w:eastAsia="FangSong_GB2312" w:cs="FangSong_GB2312"/>
+                <w:rFonts w:ascii="Songti SC" w:hAnsi="Songti SC" w:eastAsia="Songti SC" w:cs="Songti SC"/>
                 <w:b/>
                 <w:sz w:val="18"/>
               </w:rPr>
@@ -1146,7 +1146,7 @@
             <w:r/>
             <w:r>
               <w:rPr>
-                <w:rFonts w:ascii="FangSong_GB2312" w:hAnsi="FangSong_GB2312" w:eastAsia="FangSong_GB2312" w:cs="FangSong_GB2312"/>
+                <w:rFonts w:ascii="Songti SC" w:hAnsi="Songti SC" w:eastAsia="Songti SC" w:cs="Songti SC"/>
                 <w:b/>
                 <w:sz w:val="18"/>
               </w:rPr>
@@ -1174,7 +1174,247 @@
             <w:r/>
             <w:r>
               <w:rPr>
-                <w:rFonts w:ascii="FangSong_GB2312" w:hAnsi="FangSong_GB2312" w:eastAsia="FangSong_GB2312" w:cs="FangSong_GB2312"/>
+                <w:rFonts w:ascii="Songti SC" w:hAnsi="Songti SC" w:eastAsia="Songti SC" w:cs="Songti SC"/>
+                <w:b w:val="0"/>
+                <w:sz w:val="18"/>
+              </w:rPr>
+              <w:t>GB/T 11457-2006</w:t>
+            </w:r>
+          </w:p>
+        </w:tc>
+        <w:tc>
+          <w:tcPr>
+            <w:tcW w:type="dxa" w:w="3610"/>
+            <w:vAlign w:val="center"/>
+            <w:tcMar>
+              <w:top w:w="80" w:type="dxa"/>
+              <w:start w:w="120" w:type="dxa"/>
+              <w:bottom w:w="80" w:type="dxa"/>
+              <w:end w:w="120" w:type="dxa"/>
+            </w:tcMar>
+          </w:tcPr>
+          <w:p>
+            <w:pPr>
+              <w:spacing w:after="0"/>
+            </w:pPr>
+            <w:r/>
+            <w:r>
+              <w:rPr>
+                <w:rFonts w:ascii="Songti SC" w:hAnsi="Songti SC" w:eastAsia="Songti SC" w:cs="Songti SC"/>
+                <w:b w:val="0"/>
+                <w:sz w:val="18"/>
+              </w:rPr>
+              <w:t>软件工程术语</w:t>
+            </w:r>
+          </w:p>
+        </w:tc>
+        <w:tc>
+          <w:tcPr>
+            <w:tcW w:type="dxa" w:w="3610"/>
+            <w:vAlign w:val="center"/>
+            <w:tcMar>
+              <w:top w:w="80" w:type="dxa"/>
+              <w:start w:w="120" w:type="dxa"/>
+              <w:bottom w:w="80" w:type="dxa"/>
+              <w:end w:w="120" w:type="dxa"/>
+            </w:tcMar>
+          </w:tcPr>
+          <w:p>
+            <w:pPr>
+              <w:spacing w:after="0"/>
+            </w:pPr>
+            <w:r/>
+            <w:r>
+              <w:rPr>
+                <w:rFonts w:ascii="Songti SC" w:hAnsi="Songti SC" w:eastAsia="Songti SC" w:cs="Songti SC"/>
+                <w:b w:val="0"/>
+                <w:sz w:val="18"/>
+              </w:rPr>
+              <w:t>国家标准全文公开系统原始 PDF；受控性待审核</w:t>
+            </w:r>
+          </w:p>
+        </w:tc>
+      </w:tr>
+      <w:tr>
+        <w:tc>
+          <w:tcPr>
+            <w:tcW w:type="dxa" w:w="1805"/>
+            <w:vAlign w:val="center"/>
+            <w:tcMar>
+              <w:top w:w="80" w:type="dxa"/>
+              <w:start w:w="120" w:type="dxa"/>
+              <w:bottom w:w="80" w:type="dxa"/>
+              <w:end w:w="120" w:type="dxa"/>
+            </w:tcMar>
+          </w:tcPr>
+          <w:p>
+            <w:pPr>
+              <w:spacing w:after="0"/>
+            </w:pPr>
+            <w:r/>
+            <w:r>
+              <w:rPr>
+                <w:rFonts w:ascii="Songti SC" w:hAnsi="Songti SC" w:eastAsia="Songti SC" w:cs="Songti SC"/>
+                <w:b w:val="0"/>
+                <w:sz w:val="18"/>
+              </w:rPr>
+              <w:t>GJB 2786A-2009</w:t>
+            </w:r>
+          </w:p>
+        </w:tc>
+        <w:tc>
+          <w:tcPr>
+            <w:tcW w:type="dxa" w:w="3610"/>
+            <w:vAlign w:val="center"/>
+            <w:tcMar>
+              <w:top w:w="80" w:type="dxa"/>
+              <w:start w:w="120" w:type="dxa"/>
+              <w:bottom w:w="80" w:type="dxa"/>
+              <w:end w:w="120" w:type="dxa"/>
+            </w:tcMar>
+          </w:tcPr>
+          <w:p>
+            <w:pPr>
+              <w:spacing w:after="0"/>
+            </w:pPr>
+            <w:r/>
+            <w:r>
+              <w:rPr>
+                <w:rFonts w:ascii="Songti SC" w:hAnsi="Songti SC" w:eastAsia="Songti SC" w:cs="Songti SC"/>
+                <w:b w:val="0"/>
+                <w:sz w:val="18"/>
+              </w:rPr>
+              <w:t>军用软件开发通用要求</w:t>
+            </w:r>
+          </w:p>
+        </w:tc>
+        <w:tc>
+          <w:tcPr>
+            <w:tcW w:type="dxa" w:w="3610"/>
+            <w:vAlign w:val="center"/>
+            <w:tcMar>
+              <w:top w:w="80" w:type="dxa"/>
+              <w:start w:w="120" w:type="dxa"/>
+              <w:bottom w:w="80" w:type="dxa"/>
+              <w:end w:w="120" w:type="dxa"/>
+            </w:tcMar>
+          </w:tcPr>
+          <w:p>
+            <w:pPr>
+              <w:spacing w:after="0"/>
+            </w:pPr>
+            <w:r/>
+            <w:r>
+              <w:rPr>
+                <w:rFonts w:ascii="Songti SC" w:hAnsi="Songti SC" w:eastAsia="Songti SC" w:cs="Songti SC"/>
+                <w:b w:val="0"/>
+                <w:sz w:val="18"/>
+              </w:rPr>
+              <w:t>仓库完整重建件及用户副本交叉核对；受控性待审核</w:t>
+            </w:r>
+          </w:p>
+        </w:tc>
+      </w:tr>
+      <w:tr>
+        <w:tc>
+          <w:tcPr>
+            <w:tcW w:type="dxa" w:w="1805"/>
+            <w:vAlign w:val="center"/>
+            <w:tcMar>
+              <w:top w:w="80" w:type="dxa"/>
+              <w:start w:w="120" w:type="dxa"/>
+              <w:bottom w:w="80" w:type="dxa"/>
+              <w:end w:w="120" w:type="dxa"/>
+            </w:tcMar>
+          </w:tcPr>
+          <w:p>
+            <w:pPr>
+              <w:spacing w:after="0"/>
+            </w:pPr>
+            <w:r/>
+            <w:r>
+              <w:rPr>
+                <w:rFonts w:ascii="Songti SC" w:hAnsi="Songti SC" w:eastAsia="Songti SC" w:cs="Songti SC"/>
+                <w:b w:val="0"/>
+                <w:sz w:val="18"/>
+              </w:rPr>
+              <w:t>GJB 5235-2004</w:t>
+            </w:r>
+          </w:p>
+        </w:tc>
+        <w:tc>
+          <w:tcPr>
+            <w:tcW w:type="dxa" w:w="3610"/>
+            <w:vAlign w:val="center"/>
+            <w:tcMar>
+              <w:top w:w="80" w:type="dxa"/>
+              <w:start w:w="120" w:type="dxa"/>
+              <w:bottom w:w="80" w:type="dxa"/>
+              <w:end w:w="120" w:type="dxa"/>
+            </w:tcMar>
+          </w:tcPr>
+          <w:p>
+            <w:pPr>
+              <w:spacing w:after="0"/>
+            </w:pPr>
+            <w:r/>
+            <w:r>
+              <w:rPr>
+                <w:rFonts w:ascii="Songti SC" w:hAnsi="Songti SC" w:eastAsia="Songti SC" w:cs="Songti SC"/>
+                <w:b w:val="0"/>
+                <w:sz w:val="18"/>
+              </w:rPr>
+              <w:t>军用软件配置管理</w:t>
+            </w:r>
+          </w:p>
+        </w:tc>
+        <w:tc>
+          <w:tcPr>
+            <w:tcW w:type="dxa" w:w="3610"/>
+            <w:vAlign w:val="center"/>
+            <w:tcMar>
+              <w:top w:w="80" w:type="dxa"/>
+              <w:start w:w="120" w:type="dxa"/>
+              <w:bottom w:w="80" w:type="dxa"/>
+              <w:end w:w="120" w:type="dxa"/>
+            </w:tcMar>
+          </w:tcPr>
+          <w:p>
+            <w:pPr>
+              <w:spacing w:after="0"/>
+            </w:pPr>
+            <w:r/>
+            <w:r>
+              <w:rPr>
+                <w:rFonts w:ascii="Songti SC" w:hAnsi="Songti SC" w:eastAsia="Songti SC" w:cs="Songti SC"/>
+                <w:b w:val="0"/>
+                <w:sz w:val="18"/>
+              </w:rPr>
+              <w:t>仓库完整重建件及用户副本交叉核对；受控性待审核</w:t>
+            </w:r>
+          </w:p>
+        </w:tc>
+      </w:tr>
+      <w:tr>
+        <w:tc>
+          <w:tcPr>
+            <w:tcW w:type="dxa" w:w="1805"/>
+            <w:vAlign w:val="center"/>
+            <w:tcMar>
+              <w:top w:w="80" w:type="dxa"/>
+              <w:start w:w="120" w:type="dxa"/>
+              <w:bottom w:w="80" w:type="dxa"/>
+              <w:end w:w="120" w:type="dxa"/>
+            </w:tcMar>
+          </w:tcPr>
+          <w:p>
+            <w:pPr>
+              <w:spacing w:after="0"/>
+            </w:pPr>
+            <w:r/>
+            <w:r>
+              <w:rPr>
+                <w:rFonts w:ascii="Songti SC" w:hAnsi="Songti SC" w:eastAsia="Songti SC" w:cs="Songti SC"/>
                 <w:b w:val="0"/>
                 <w:sz w:val="18"/>
               </w:rPr>
@@ -1200,7 +1440,7 @@
             <w:r/>
             <w:r>
               <w:rPr>
-                <w:rFonts w:ascii="FangSong_GB2312" w:hAnsi="FangSong_GB2312" w:eastAsia="FangSong_GB2312" w:cs="FangSong_GB2312"/>
+                <w:rFonts w:ascii="Songti SC" w:hAnsi="Songti SC" w:eastAsia="Songti SC" w:cs="Songti SC"/>
                 <w:b w:val="0"/>
                 <w:sz w:val="18"/>
               </w:rPr>
@@ -1226,7 +1466,7 @@
             <w:r/>
             <w:r>
               <w:rPr>
-                <w:rFonts w:ascii="FangSong_GB2312" w:hAnsi="FangSong_GB2312" w:eastAsia="FangSong_GB2312" w:cs="FangSong_GB2312"/>
+                <w:rFonts w:ascii="Songti SC" w:hAnsi="Songti SC" w:eastAsia="Songti SC" w:cs="Songti SC"/>
                 <w:b w:val="0"/>
                 <w:sz w:val="18"/>
               </w:rPr>
@@ -1254,7 +1494,7 @@
             <w:r/>
             <w:r>
               <w:rPr>
-                <w:rFonts w:ascii="FangSong_GB2312" w:hAnsi="FangSong_GB2312" w:eastAsia="FangSong_GB2312" w:cs="FangSong_GB2312"/>
+                <w:rFonts w:ascii="Songti SC" w:hAnsi="Songti SC" w:eastAsia="Songti SC" w:cs="Songti SC"/>
                 <w:b w:val="0"/>
                 <w:sz w:val="18"/>
               </w:rPr>
@@ -1280,7 +1520,7 @@
             <w:r/>
             <w:r>
               <w:rPr>
-                <w:rFonts w:ascii="FangSong_GB2312" w:hAnsi="FangSong_GB2312" w:eastAsia="FangSong_GB2312" w:cs="FangSong_GB2312"/>
+                <w:rFonts w:ascii="Songti SC" w:hAnsi="Songti SC" w:eastAsia="Songti SC" w:cs="Songti SC"/>
                 <w:b w:val="0"/>
                 <w:sz w:val="18"/>
               </w:rPr>
@@ -1306,7 +1546,7 @@
             <w:r/>
             <w:r>
               <w:rPr>
-                <w:rFonts w:ascii="FangSong_GB2312" w:hAnsi="FangSong_GB2312" w:eastAsia="FangSong_GB2312" w:cs="FangSong_GB2312"/>
+                <w:rFonts w:ascii="Songti SC" w:hAnsi="Songti SC" w:eastAsia="Songti SC" w:cs="Songti SC"/>
                 <w:b w:val="0"/>
                 <w:sz w:val="18"/>
               </w:rPr>
@@ -1334,7 +1574,7 @@
             <w:r/>
             <w:r>
               <w:rPr>
-                <w:rFonts w:ascii="FangSong_GB2312" w:hAnsi="FangSong_GB2312" w:eastAsia="FangSong_GB2312" w:cs="FangSong_GB2312"/>
+                <w:rFonts w:ascii="Songti SC" w:hAnsi="Songti SC" w:eastAsia="Songti SC" w:cs="Songti SC"/>
                 <w:b w:val="0"/>
                 <w:sz w:val="18"/>
               </w:rPr>
@@ -1360,7 +1600,7 @@
             <w:r/>
             <w:r>
               <w:rPr>
-                <w:rFonts w:ascii="FangSong_GB2312" w:hAnsi="FangSong_GB2312" w:eastAsia="FangSong_GB2312" w:cs="FangSong_GB2312"/>
+                <w:rFonts w:ascii="Songti SC" w:hAnsi="Songti SC" w:eastAsia="Songti SC" w:cs="Songti SC"/>
                 <w:b w:val="0"/>
                 <w:sz w:val="18"/>
               </w:rPr>
@@ -1386,7 +1626,7 @@
             <w:r/>
             <w:r>
               <w:rPr>
-                <w:rFonts w:ascii="FangSong_GB2312" w:hAnsi="FangSong_GB2312" w:eastAsia="FangSong_GB2312" w:cs="FangSong_GB2312"/>
+                <w:rFonts w:ascii="Songti SC" w:hAnsi="Songti SC" w:eastAsia="Songti SC" w:cs="Songti SC"/>
                 <w:b w:val="0"/>
                 <w:sz w:val="18"/>
               </w:rPr>
@@ -1414,7 +1654,7 @@
             <w:r/>
             <w:r>
               <w:rPr>
-                <w:rFonts w:ascii="FangSong_GB2312" w:hAnsi="FangSong_GB2312" w:eastAsia="FangSong_GB2312" w:cs="FangSong_GB2312"/>
+                <w:rFonts w:ascii="Songti SC" w:hAnsi="Songti SC" w:eastAsia="Songti SC" w:cs="Songti SC"/>
                 <w:b w:val="0"/>
                 <w:sz w:val="18"/>
               </w:rPr>
@@ -1440,7 +1680,7 @@
             <w:r/>
             <w:r>
               <w:rPr>
-                <w:rFonts w:ascii="FangSong_GB2312" w:hAnsi="FangSong_GB2312" w:eastAsia="FangSong_GB2312" w:cs="FangSong_GB2312"/>
+                <w:rFonts w:ascii="Songti SC" w:hAnsi="Songti SC" w:eastAsia="Songti SC" w:cs="Songti SC"/>
                 <w:b w:val="0"/>
                 <w:sz w:val="18"/>
               </w:rPr>
@@ -1466,7 +1706,7 @@
             <w:r/>
             <w:r>
               <w:rPr>
-                <w:rFonts w:ascii="FangSong_GB2312" w:hAnsi="FangSong_GB2312" w:eastAsia="FangSong_GB2312" w:cs="FangSong_GB2312"/>
+                <w:rFonts w:ascii="Songti SC" w:hAnsi="Songti SC" w:eastAsia="Songti SC" w:cs="Songti SC"/>
                 <w:b w:val="0"/>
                 <w:sz w:val="18"/>
               </w:rPr>
@@ -1494,7 +1734,87 @@
             <w:r/>
             <w:r>
               <w:rPr>
-                <w:rFonts w:ascii="FangSong_GB2312" w:hAnsi="FangSong_GB2312" w:eastAsia="FangSong_GB2312" w:cs="FangSong_GB2312"/>
+                <w:rFonts w:ascii="Songti SC" w:hAnsi="Songti SC" w:eastAsia="Songti SC" w:cs="Songti SC"/>
+                <w:b w:val="0"/>
+                <w:sz w:val="18"/>
+              </w:rPr>
+              <w:t>GB/T 8566-2022</w:t>
+            </w:r>
+          </w:p>
+        </w:tc>
+        <w:tc>
+          <w:tcPr>
+            <w:tcW w:type="dxa" w:w="3610"/>
+            <w:vAlign w:val="center"/>
+            <w:tcMar>
+              <w:top w:w="80" w:type="dxa"/>
+              <w:start w:w="120" w:type="dxa"/>
+              <w:bottom w:w="80" w:type="dxa"/>
+              <w:end w:w="120" w:type="dxa"/>
+            </w:tcMar>
+          </w:tcPr>
+          <w:p>
+            <w:pPr>
+              <w:spacing w:after="0"/>
+            </w:pPr>
+            <w:r/>
+            <w:r>
+              <w:rPr>
+                <w:rFonts w:ascii="Songti SC" w:hAnsi="Songti SC" w:eastAsia="Songti SC" w:cs="Songti SC"/>
+                <w:b w:val="0"/>
+                <w:sz w:val="18"/>
+              </w:rPr>
+              <w:t>系统与软件工程 软件生存周期过程</w:t>
+            </w:r>
+          </w:p>
+        </w:tc>
+        <w:tc>
+          <w:tcPr>
+            <w:tcW w:type="dxa" w:w="3610"/>
+            <w:vAlign w:val="center"/>
+            <w:tcMar>
+              <w:top w:w="80" w:type="dxa"/>
+              <w:start w:w="120" w:type="dxa"/>
+              <w:bottom w:w="80" w:type="dxa"/>
+              <w:end w:w="120" w:type="dxa"/>
+            </w:tcMar>
+          </w:tcPr>
+          <w:p>
+            <w:pPr>
+              <w:spacing w:after="0"/>
+            </w:pPr>
+            <w:r/>
+            <w:r>
+              <w:rPr>
+                <w:rFonts w:ascii="Songti SC" w:hAnsi="Songti SC" w:eastAsia="Songti SC" w:cs="Songti SC"/>
+                <w:b w:val="0"/>
+                <w:sz w:val="18"/>
+              </w:rPr>
+              <w:t>用户已定位原文；仓库尚未同步、哈希和版本复核</w:t>
+            </w:r>
+          </w:p>
+        </w:tc>
+      </w:tr>
+      <w:tr>
+        <w:tc>
+          <w:tcPr>
+            <w:tcW w:type="dxa" w:w="1805"/>
+            <w:vAlign w:val="center"/>
+            <w:tcMar>
+              <w:top w:w="80" w:type="dxa"/>
+              <w:start w:w="120" w:type="dxa"/>
+              <w:bottom w:w="80" w:type="dxa"/>
+              <w:end w:w="120" w:type="dxa"/>
+            </w:tcMar>
+          </w:tcPr>
+          <w:p>
+            <w:pPr>
+              <w:spacing w:after="0"/>
+            </w:pPr>
+            <w:r/>
+            <w:r>
+              <w:rPr>
+                <w:rFonts w:ascii="Songti SC" w:hAnsi="Songti SC" w:eastAsia="Songti SC" w:cs="Songti SC"/>
                 <w:b w:val="0"/>
                 <w:sz w:val="18"/>
               </w:rPr>
@@ -1520,7 +1840,7 @@
             <w:r/>
             <w:r>
               <w:rPr>
-                <w:rFonts w:ascii="FangSong_GB2312" w:hAnsi="FangSong_GB2312" w:eastAsia="FangSong_GB2312" w:cs="FangSong_GB2312"/>
+                <w:rFonts w:ascii="Songti SC" w:hAnsi="Songti SC" w:eastAsia="Songti SC" w:cs="Songti SC"/>
                 <w:b w:val="0"/>
                 <w:sz w:val="18"/>
               </w:rPr>
@@ -1546,11 +1866,11 @@
             <w:r/>
             <w:r>
               <w:rPr>
-                <w:rFonts w:ascii="FangSong_GB2312" w:hAnsi="FangSong_GB2312" w:eastAsia="FangSong_GB2312" w:cs="FangSong_GB2312"/>
+                <w:rFonts w:ascii="Songti SC" w:hAnsi="Songti SC" w:eastAsia="Songti SC" w:cs="Songti SC"/>
                 <w:b w:val="0"/>
                 <w:sz w:val="18"/>
               </w:rPr>
-              <w:t>v2.3 candidate</w:t>
+              <w:t>v2.5 candidate</w:t>
             </w:r>
           </w:p>
         </w:tc>
@@ -1575,7 +1895,7 @@
       </w:pPr>
       <w:r>
         <w:rPr>
-          <w:rFonts w:ascii="FangSong_GB2312" w:hAnsi="FangSong_GB2312" w:eastAsia="FangSong_GB2312" w:cs="FangSong_GB2312"/>
+          <w:rFonts w:ascii="Songti SC" w:hAnsi="Songti SC" w:eastAsia="Songti SC" w:cs="Songti SC"/>
           <w:b w:val="0"/>
           <w:sz w:val="22"/>
         </w:rPr>
@@ -1625,7 +1945,7 @@
             <w:r/>
             <w:r>
               <w:rPr>
-                <w:rFonts w:ascii="FangSong_GB2312" w:hAnsi="FangSong_GB2312" w:eastAsia="FangSong_GB2312" w:cs="FangSong_GB2312"/>
+                <w:rFonts w:ascii="Songti SC" w:hAnsi="Songti SC" w:eastAsia="Songti SC" w:cs="Songti SC"/>
                 <w:b/>
                 <w:sz w:val="18"/>
               </w:rPr>
@@ -1652,7 +1972,7 @@
             <w:r/>
             <w:r>
               <w:rPr>
-                <w:rFonts w:ascii="FangSong_GB2312" w:hAnsi="FangSong_GB2312" w:eastAsia="FangSong_GB2312" w:cs="FangSong_GB2312"/>
+                <w:rFonts w:ascii="Songti SC" w:hAnsi="Songti SC" w:eastAsia="Songti SC" w:cs="Songti SC"/>
                 <w:b/>
                 <w:sz w:val="18"/>
               </w:rPr>
@@ -1680,7 +2000,7 @@
             <w:r/>
             <w:r>
               <w:rPr>
-                <w:rFonts w:ascii="FangSong_GB2312" w:hAnsi="FangSong_GB2312" w:eastAsia="FangSong_GB2312" w:cs="FangSong_GB2312"/>
+                <w:rFonts w:ascii="Songti SC" w:hAnsi="Songti SC" w:eastAsia="Songti SC" w:cs="Songti SC"/>
                 <w:b w:val="0"/>
                 <w:sz w:val="18"/>
               </w:rPr>
@@ -1706,7 +2026,7 @@
             <w:r/>
             <w:r>
               <w:rPr>
-                <w:rFonts w:ascii="FangSong_GB2312" w:hAnsi="FangSong_GB2312" w:eastAsia="FangSong_GB2312" w:cs="FangSong_GB2312"/>
+                <w:rFonts w:ascii="Songti SC" w:hAnsi="Songti SC" w:eastAsia="Songti SC" w:cs="Songti SC"/>
                 <w:b w:val="0"/>
                 <w:sz w:val="18"/>
               </w:rPr>
@@ -1734,7 +2054,7 @@
             <w:r/>
             <w:r>
               <w:rPr>
-                <w:rFonts w:ascii="FangSong_GB2312" w:hAnsi="FangSong_GB2312" w:eastAsia="FangSong_GB2312" w:cs="FangSong_GB2312"/>
+                <w:rFonts w:ascii="Songti SC" w:hAnsi="Songti SC" w:eastAsia="Songti SC" w:cs="Songti SC"/>
                 <w:b w:val="0"/>
                 <w:sz w:val="18"/>
               </w:rPr>
@@ -1760,11 +2080,11 @@
             <w:r/>
             <w:r>
               <w:rPr>
-                <w:rFonts w:ascii="FangSong_GB2312" w:hAnsi="FangSong_GB2312" w:eastAsia="FangSong_GB2312" w:cs="FangSong_GB2312"/>
+                <w:rFonts w:ascii="Songti SC" w:hAnsi="Songti SC" w:eastAsia="Songti SC" w:cs="Songti SC"/>
                 <w:b w:val="0"/>
                 <w:sz w:val="18"/>
               </w:rPr>
-              <w:t>v2.3 candidate</w:t>
+              <w:t>v2.5 candidate</w:t>
             </w:r>
           </w:p>
         </w:tc>
@@ -1788,7 +2108,7 @@
             <w:r/>
             <w:r>
               <w:rPr>
-                <w:rFonts w:ascii="FangSong_GB2312" w:hAnsi="FangSong_GB2312" w:eastAsia="FangSong_GB2312" w:cs="FangSong_GB2312"/>
+                <w:rFonts w:ascii="Songti SC" w:hAnsi="Songti SC" w:eastAsia="Songti SC" w:cs="Songti SC"/>
                 <w:b w:val="0"/>
                 <w:sz w:val="18"/>
               </w:rPr>
@@ -1814,11 +2134,28 @@
             <w:r/>
             <w:r>
               <w:rPr>
-                <w:rFonts w:ascii="FangSong_GB2312" w:hAnsi="FangSong_GB2312" w:eastAsia="FangSong_GB2312" w:cs="FangSong_GB2312"/>
+                <w:rFonts w:ascii="Songti SC" w:hAnsi="Songti SC" w:eastAsia="Songti SC" w:cs="Songti SC"/>
                 <w:b w:val="0"/>
                 <w:sz w:val="18"/>
               </w:rPr>
-              <w:t>XC7VX690T；part 未验证</w:t>
+              <w:t xml:space="preserve">VC709 / </w:t>
+            </w:r>
+            <w:r>
+              <w:rPr>
+                <w:rFonts w:ascii="Courier New" w:hAnsi="Courier New" w:eastAsia="Courier New" w:cs="Courier New"/>
+                <w:b w:val="0"/>
+                <w:color w:val="1F3A5F"/>
+                <w:sz w:val="17"/>
+              </w:rPr>
+              <w:t>xc7vx690tffg1761-2</w:t>
+            </w:r>
+            <w:r>
+              <w:rPr>
+                <w:rFonts w:ascii="Songti SC" w:hAnsi="Songti SC" w:eastAsia="Songti SC" w:cs="Songti SC"/>
+                <w:b w:val="0"/>
+                <w:sz w:val="18"/>
+              </w:rPr>
+              <w:t>；精确 part/profile 已完成 exploratory 验证</w:t>
             </w:r>
           </w:p>
         </w:tc>
@@ -1842,7 +2179,7 @@
             <w:r/>
             <w:r>
               <w:rPr>
-                <w:rFonts w:ascii="FangSong_GB2312" w:hAnsi="FangSong_GB2312" w:eastAsia="FangSong_GB2312" w:cs="FangSong_GB2312"/>
+                <w:rFonts w:ascii="Songti SC" w:hAnsi="Songti SC" w:eastAsia="Songti SC" w:cs="Songti SC"/>
                 <w:b w:val="0"/>
                 <w:sz w:val="18"/>
               </w:rPr>
@@ -1868,7 +2205,7 @@
             <w:r/>
             <w:r>
               <w:rPr>
-                <w:rFonts w:ascii="FangSong_GB2312" w:hAnsi="FangSong_GB2312" w:eastAsia="FangSong_GB2312" w:cs="FangSong_GB2312"/>
+                <w:rFonts w:ascii="Songti SC" w:hAnsi="Songti SC" w:eastAsia="Songti SC" w:cs="Songti SC"/>
                 <w:b w:val="0"/>
                 <w:sz w:val="18"/>
               </w:rPr>
@@ -1897,7 +2234,7 @@
       </w:pPr>
       <w:r>
         <w:rPr>
-          <w:rFonts w:ascii="FangSong_GB2312" w:hAnsi="FangSong_GB2312" w:eastAsia="FangSong_GB2312" w:cs="FangSong_GB2312"/>
+          <w:rFonts w:ascii="Songti SC" w:hAnsi="Songti SC" w:eastAsia="Songti SC" w:cs="Songti SC"/>
           <w:b w:val="0"/>
           <w:sz w:val="22"/>
         </w:rPr>
@@ -1918,11 +2255,11 @@
       </w:pPr>
       <w:r>
         <w:rPr>
-          <w:rFonts w:ascii="FangSong_GB2312" w:hAnsi="FangSong_GB2312" w:eastAsia="FangSong_GB2312" w:cs="FangSong_GB2312"/>
+          <w:rFonts w:ascii="Songti SC" w:hAnsi="Songti SC" w:eastAsia="Songti SC" w:cs="Songti SC"/>
           <w:b w:val="0"/>
           <w:sz w:val="22"/>
         </w:rPr>
-        <w:t>候选配置项包含 RTL/TB/XDC/文档/标准参考集和 project-profile.json；精确列表以 manifest 和 Git tree 为准。</w:t>
+        <w:t>候选配置项包含 RTL/TB/XDC/文档/标准参考集、project-profile.json 和 VC709 预码流证据；精确列表以 manifest 和 Git tree 为准。</w:t>
       </w:r>
     </w:p>
     <w:p>
@@ -1939,11 +2276,11 @@
       </w:pPr>
       <w:r>
         <w:rPr>
-          <w:rFonts w:ascii="FangSong_GB2312" w:hAnsi="FangSong_GB2312" w:eastAsia="FangSong_GB2312" w:cs="FangSong_GB2312"/>
+          <w:rFonts w:ascii="Songti SC" w:hAnsi="Songti SC" w:eastAsia="Songti SC" w:cs="Songti SC"/>
           <w:b w:val="0"/>
           <w:sz w:val="22"/>
         </w:rPr>
-        <w:t>本版主要变更为 690T 目标、115200 回归、关键性/保证和全角色决策，以及 Word 文档补全。</w:t>
+        <w:t>本版主要变更为固定 VC709/690T、加入板级包装与 115200 回归、完成预码流实现证据，并同步关键性/保证、全角色和 Word 文档。</w:t>
       </w:r>
     </w:p>
     <w:p>
@@ -1960,7 +2297,7 @@
       </w:pPr>
       <w:r>
         <w:rPr>
-          <w:rFonts w:ascii="FangSong_GB2312" w:hAnsi="FangSong_GB2312" w:eastAsia="FangSong_GB2312" w:cs="FangSong_GB2312"/>
+          <w:rFonts w:ascii="Songti SC" w:hAnsi="Songti SC" w:eastAsia="Songti SC" w:cs="Songti SC"/>
           <w:b w:val="0"/>
           <w:sz w:val="22"/>
         </w:rPr>
@@ -1981,7 +2318,7 @@
       </w:pPr>
       <w:r>
         <w:rPr>
-          <w:rFonts w:ascii="FangSong_GB2312" w:hAnsi="FangSong_GB2312" w:eastAsia="FangSong_GB2312" w:cs="FangSong_GB2312"/>
+          <w:rFonts w:ascii="Songti SC" w:hAnsi="Songti SC" w:eastAsia="Songti SC" w:cs="Songti SC"/>
           <w:b w:val="0"/>
           <w:sz w:val="22"/>
         </w:rPr>
@@ -2002,7 +2339,7 @@
       </w:pPr>
       <w:r>
         <w:rPr>
-          <w:rFonts w:ascii="FangSong_GB2312" w:hAnsi="FangSong_GB2312" w:eastAsia="FangSong_GB2312" w:cs="FangSong_GB2312"/>
+          <w:rFonts w:ascii="Songti SC" w:hAnsi="Songti SC" w:eastAsia="Songti SC" w:cs="Songti SC"/>
           <w:b w:val="0"/>
           <w:sz w:val="22"/>
         </w:rPr>
@@ -2023,7 +2360,7 @@
       </w:pPr>
       <w:r>
         <w:rPr>
-          <w:rFonts w:ascii="FangSong_GB2312" w:hAnsi="FangSong_GB2312" w:eastAsia="FangSong_GB2312" w:cs="FangSong_GB2312"/>
+          <w:rFonts w:ascii="Songti SC" w:hAnsi="Songti SC" w:eastAsia="Songti SC" w:cs="Songti SC"/>
           <w:b w:val="0"/>
           <w:sz w:val="22"/>
         </w:rPr>
@@ -2044,7 +2381,7 @@
       </w:pPr>
       <w:r>
         <w:rPr>
-          <w:rFonts w:ascii="FangSong_GB2312" w:hAnsi="FangSong_GB2312" w:eastAsia="FangSong_GB2312" w:cs="FangSong_GB2312"/>
+          <w:rFonts w:ascii="Songti SC" w:hAnsi="Songti SC" w:eastAsia="Songti SC" w:cs="Songti SC"/>
           <w:b w:val="0"/>
           <w:sz w:val="22"/>
         </w:rPr>
@@ -2065,11 +2402,11 @@
       </w:pPr>
       <w:r>
         <w:rPr>
-          <w:rFonts w:ascii="FangSong_GB2312" w:hAnsi="FangSong_GB2312" w:eastAsia="FangSong_GB2312" w:cs="FangSong_GB2312"/>
+          <w:rFonts w:ascii="Songti SC" w:hAnsi="Songti SC" w:eastAsia="Songti SC" w:cs="Songti SC"/>
           <w:b w:val="0"/>
           <w:sz w:val="22"/>
         </w:rPr>
-        <w:t>报告应统计配置项/基线/变更/审核/备份和问题关闭；当前仅报告候选文件和哈希完整性。</w:t>
+        <w:t>报告应统计配置项/基线/变更/审核/备份和问题关闭；当前仅报告候选文件、哈希和 exploratory ToolRun 完整性。</w:t>
       </w:r>
     </w:p>
     <w:p>
@@ -2086,7 +2423,7 @@
       </w:pPr>
       <w:r>
         <w:rPr>
-          <w:rFonts w:ascii="FangSong_GB2312" w:hAnsi="FangSong_GB2312" w:eastAsia="FangSong_GB2312" w:cs="FangSong_GB2312"/>
+          <w:rFonts w:ascii="Songti SC" w:hAnsi="Songti SC" w:eastAsia="Songti SC" w:cs="Songti SC"/>
           <w:b w:val="0"/>
           <w:sz w:val="22"/>
         </w:rPr>
@@ -2107,7 +2444,7 @@
       </w:pPr>
       <w:r>
         <w:rPr>
-          <w:rFonts w:ascii="FangSong_GB2312" w:hAnsi="FangSong_GB2312" w:eastAsia="FangSong_GB2312" w:cs="FangSong_GB2312"/>
+          <w:rFonts w:ascii="Songti SC" w:hAnsi="Songti SC" w:eastAsia="Songti SC" w:cs="Songti SC"/>
           <w:b w:val="0"/>
           <w:sz w:val="22"/>
         </w:rPr>
@@ -2135,7 +2472,7 @@
     </w:pPr>
     <w:r>
       <w:rPr>
-        <w:rFonts w:ascii="FangSong_GB2312" w:hAnsi="FangSong_GB2312" w:eastAsia="FangSong_GB2312" w:cs="FangSong_GB2312"/>
+        <w:rFonts w:ascii="Songti SC" w:hAnsi="Songti SC" w:eastAsia="Songti SC" w:cs="Songti SC"/>
         <w:color w:val="666666"/>
         <w:sz w:val="18"/>
       </w:rPr>
@@ -2146,7 +2483,7 @@
     </w:r>
     <w:r>
       <w:rPr>
-        <w:rFonts w:ascii="FangSong_GB2312" w:hAnsi="FangSong_GB2312" w:eastAsia="FangSong_GB2312" w:cs="FangSong_GB2312"/>
+        <w:rFonts w:ascii="Songti SC" w:hAnsi="Songti SC" w:eastAsia="Songti SC" w:cs="Songti SC"/>
         <w:color w:val="666666"/>
         <w:sz w:val="18"/>
       </w:rPr>
@@ -2165,7 +2502,7 @@
     </w:pPr>
     <w:r>
       <w:rPr>
-        <w:rFonts w:ascii="FangSong_GB2312" w:hAnsi="FangSong_GB2312" w:eastAsia="FangSong_GB2312" w:cs="FangSong_GB2312"/>
+        <w:rFonts w:ascii="Songti SC" w:hAnsi="Songti SC" w:eastAsia="Songti SC" w:cs="Songti SC"/>
         <w:color w:val="666666"/>
         <w:sz w:val="17"/>
       </w:rPr>
@@ -2580,7 +2917,7 @@
       <w:spacing w:before="0" w:after="120" w:line="300" w:lineRule="auto"/>
     </w:pPr>
     <w:rPr>
-      <w:rFonts w:ascii="FangSong_GB2312" w:hAnsi="FangSong_GB2312" w:eastAsia="FangSong_GB2312" w:cs="FangSong_GB2312"/>
+      <w:rFonts w:ascii="Songti SC" w:hAnsi="Songti SC" w:eastAsia="Songti SC" w:cs="Songti SC"/>
       <w:sz w:val="22"/>
     </w:rPr>
   </w:style>
@@ -2643,7 +2980,7 @@
       <w:outlineLvl w:val="0"/>
     </w:pPr>
     <w:rPr>
-      <w:rFonts w:asciiTheme="majorHAnsi" w:eastAsiaTheme="majorEastAsia" w:hAnsiTheme="majorHAnsi" w:cstheme="majorBidi" w:ascii="FangSong_GB2312" w:hAnsi="FangSong_GB2312" w:eastAsia="FangSong_GB2312" w:cs="FangSong_GB2312"/>
+      <w:rFonts w:asciiTheme="majorHAnsi" w:eastAsiaTheme="majorEastAsia" w:hAnsiTheme="majorHAnsi" w:cstheme="majorBidi" w:ascii="Songti SC" w:hAnsi="Songti SC" w:eastAsia="Songti SC" w:cs="Songti SC"/>
       <w:b/>
       <w:bCs/>
       <w:color w:val="2E74B5"/>
@@ -2667,7 +3004,7 @@
       <w:outlineLvl w:val="1"/>
     </w:pPr>
     <w:rPr>
-      <w:rFonts w:asciiTheme="majorHAnsi" w:eastAsiaTheme="majorEastAsia" w:hAnsiTheme="majorHAnsi" w:cstheme="majorBidi" w:ascii="FangSong_GB2312" w:hAnsi="FangSong_GB2312" w:eastAsia="FangSong_GB2312" w:cs="FangSong_GB2312"/>
+      <w:rFonts w:asciiTheme="majorHAnsi" w:eastAsiaTheme="majorEastAsia" w:hAnsiTheme="majorHAnsi" w:cstheme="majorBidi" w:ascii="Songti SC" w:hAnsi="Songti SC" w:eastAsia="Songti SC" w:cs="Songti SC"/>
       <w:b/>
       <w:bCs/>
       <w:color w:val="2E74B5"/>
@@ -2691,7 +3028,7 @@
       <w:outlineLvl w:val="2"/>
     </w:pPr>
     <w:rPr>
-      <w:rFonts w:asciiTheme="majorHAnsi" w:eastAsiaTheme="majorEastAsia" w:hAnsiTheme="majorHAnsi" w:cstheme="majorBidi" w:ascii="FangSong_GB2312" w:hAnsi="FangSong_GB2312" w:eastAsia="FangSong_GB2312" w:cs="FangSong_GB2312"/>
+      <w:rFonts w:asciiTheme="majorHAnsi" w:eastAsiaTheme="majorEastAsia" w:hAnsiTheme="majorHAnsi" w:cstheme="majorBidi" w:ascii="Songti SC" w:hAnsi="Songti SC" w:eastAsia="Songti SC" w:cs="Songti SC"/>
       <w:b/>
       <w:bCs/>
       <w:color w:val="1F4D78"/>
@@ -2935,7 +3272,7 @@
       <w:jc w:val="center"/>
     </w:pPr>
     <w:rPr>
-      <w:rFonts w:asciiTheme="majorHAnsi" w:eastAsiaTheme="majorEastAsia" w:hAnsiTheme="majorHAnsi" w:cstheme="majorBidi" w:ascii="FangSong_GB2312" w:hAnsi="FangSong_GB2312" w:eastAsia="FangSong_GB2312" w:cs="FangSong_GB2312"/>
+      <w:rFonts w:asciiTheme="majorHAnsi" w:eastAsiaTheme="majorEastAsia" w:hAnsiTheme="majorHAnsi" w:cstheme="majorBidi" w:ascii="Songti SC" w:hAnsi="Songti SC" w:eastAsia="Songti SC" w:cs="Songti SC"/>
       <w:b w:val="0"/>
       <w:color w:val="000000"/>
       <w:spacing w:val="5"/>
@@ -3119,7 +3456,7 @@
       <w:contextualSpacing/>
     </w:pPr>
     <w:rPr>
-      <w:rFonts w:ascii="FangSong_GB2312" w:hAnsi="FangSong_GB2312" w:eastAsia="FangSong_GB2312" w:cs="FangSong_GB2312"/>
+      <w:rFonts w:ascii="Songti SC" w:hAnsi="Songti SC" w:eastAsia="Songti SC" w:cs="Songti SC"/>
       <w:sz w:val="22"/>
     </w:rPr>
   </w:style>
@@ -3164,7 +3501,7 @@
       <w:contextualSpacing/>
     </w:pPr>
     <w:rPr>
-      <w:rFonts w:ascii="FangSong_GB2312" w:hAnsi="FangSong_GB2312" w:eastAsia="FangSong_GB2312" w:cs="FangSong_GB2312"/>
+      <w:rFonts w:ascii="Songti SC" w:hAnsi="Songti SC" w:eastAsia="Songti SC" w:cs="Songti SC"/>
       <w:sz w:val="22"/>
     </w:rPr>
   </w:style>
